--- a/Assignment/Assignment3/Deep_Learning_Architecturee_Assignment.docx
+++ b/Assignment/Assignment3/Deep_Learning_Architecturee_Assignment.docx
@@ -284,7 +284,7 @@
           <w:b/>
           <w:bCs/>
         </w:rPr>
-        <w:instrText>HYPERLINK "https://github.com/DIPINROKA10/Deep-Learning--AU-/tree/main/Assignment/Assignement3"</w:instrText>
+        <w:instrText>HYPERLINK "https://github.com/DIPINROKA10/Deep-Learning--AU-/tree/main/Assignment/Assignment3"</w:instrText>
       </w:r>
       <w:r>
         <w:rPr>
@@ -1737,12 +1737,6 @@
         <w:gridCol w:w="6426"/>
       </w:tblGrid>
       <w:tr>
-        <w:tblPrEx>
-          <w:tblCellMar>
-            <w:top w:w="0" w:type="dxa"/>
-            <w:bottom w:w="0" w:type="dxa"/>
-          </w:tblCellMar>
-        </w:tblPrEx>
         <w:tc>
           <w:tcPr>
             <w:tcW w:w="2600" w:type="dxa"/>
@@ -1790,12 +1784,6 @@
         </w:tc>
       </w:tr>
       <w:tr>
-        <w:tblPrEx>
-          <w:tblCellMar>
-            <w:top w:w="0" w:type="dxa"/>
-            <w:bottom w:w="0" w:type="dxa"/>
-          </w:tblCellMar>
-        </w:tblPrEx>
         <w:tc>
           <w:tcPr>
             <w:tcW w:w="2600" w:type="dxa"/>
@@ -1844,12 +1832,6 @@
         </w:tc>
       </w:tr>
       <w:tr>
-        <w:tblPrEx>
-          <w:tblCellMar>
-            <w:top w:w="0" w:type="dxa"/>
-            <w:bottom w:w="0" w:type="dxa"/>
-          </w:tblCellMar>
-        </w:tblPrEx>
         <w:tc>
           <w:tcPr>
             <w:tcW w:w="2600" w:type="dxa"/>
@@ -1897,12 +1879,6 @@
         </w:tc>
       </w:tr>
       <w:tr>
-        <w:tblPrEx>
-          <w:tblCellMar>
-            <w:top w:w="0" w:type="dxa"/>
-            <w:bottom w:w="0" w:type="dxa"/>
-          </w:tblCellMar>
-        </w:tblPrEx>
         <w:tc>
           <w:tcPr>
             <w:tcW w:w="2600" w:type="dxa"/>
@@ -1951,12 +1927,6 @@
         </w:tc>
       </w:tr>
       <w:tr>
-        <w:tblPrEx>
-          <w:tblCellMar>
-            <w:top w:w="0" w:type="dxa"/>
-            <w:bottom w:w="0" w:type="dxa"/>
-          </w:tblCellMar>
-        </w:tblPrEx>
         <w:tc>
           <w:tcPr>
             <w:tcW w:w="2600" w:type="dxa"/>
@@ -2165,12 +2135,6 @@
         <w:gridCol w:w="6426"/>
       </w:tblGrid>
       <w:tr>
-        <w:tblPrEx>
-          <w:tblCellMar>
-            <w:top w:w="0" w:type="dxa"/>
-            <w:bottom w:w="0" w:type="dxa"/>
-          </w:tblCellMar>
-        </w:tblPrEx>
         <w:tc>
           <w:tcPr>
             <w:tcW w:w="2600" w:type="dxa"/>
@@ -2218,12 +2182,6 @@
         </w:tc>
       </w:tr>
       <w:tr>
-        <w:tblPrEx>
-          <w:tblCellMar>
-            <w:top w:w="0" w:type="dxa"/>
-            <w:bottom w:w="0" w:type="dxa"/>
-          </w:tblCellMar>
-        </w:tblPrEx>
         <w:tc>
           <w:tcPr>
             <w:tcW w:w="2600" w:type="dxa"/>
@@ -2272,12 +2230,6 @@
         </w:tc>
       </w:tr>
       <w:tr>
-        <w:tblPrEx>
-          <w:tblCellMar>
-            <w:top w:w="0" w:type="dxa"/>
-            <w:bottom w:w="0" w:type="dxa"/>
-          </w:tblCellMar>
-        </w:tblPrEx>
         <w:tc>
           <w:tcPr>
             <w:tcW w:w="2600" w:type="dxa"/>
@@ -2325,12 +2277,6 @@
         </w:tc>
       </w:tr>
       <w:tr>
-        <w:tblPrEx>
-          <w:tblCellMar>
-            <w:top w:w="0" w:type="dxa"/>
-            <w:bottom w:w="0" w:type="dxa"/>
-          </w:tblCellMar>
-        </w:tblPrEx>
         <w:tc>
           <w:tcPr>
             <w:tcW w:w="2600" w:type="dxa"/>
@@ -2379,12 +2325,6 @@
         </w:tc>
       </w:tr>
       <w:tr>
-        <w:tblPrEx>
-          <w:tblCellMar>
-            <w:top w:w="0" w:type="dxa"/>
-            <w:bottom w:w="0" w:type="dxa"/>
-          </w:tblCellMar>
-        </w:tblPrEx>
         <w:tc>
           <w:tcPr>
             <w:tcW w:w="2600" w:type="dxa"/>
@@ -2585,12 +2525,6 @@
         <w:gridCol w:w="6426"/>
       </w:tblGrid>
       <w:tr>
-        <w:tblPrEx>
-          <w:tblCellMar>
-            <w:top w:w="0" w:type="dxa"/>
-            <w:bottom w:w="0" w:type="dxa"/>
-          </w:tblCellMar>
-        </w:tblPrEx>
         <w:tc>
           <w:tcPr>
             <w:tcW w:w="2600" w:type="dxa"/>
@@ -2638,12 +2572,6 @@
         </w:tc>
       </w:tr>
       <w:tr>
-        <w:tblPrEx>
-          <w:tblCellMar>
-            <w:top w:w="0" w:type="dxa"/>
-            <w:bottom w:w="0" w:type="dxa"/>
-          </w:tblCellMar>
-        </w:tblPrEx>
         <w:tc>
           <w:tcPr>
             <w:tcW w:w="2600" w:type="dxa"/>
@@ -2692,12 +2620,6 @@
         </w:tc>
       </w:tr>
       <w:tr>
-        <w:tblPrEx>
-          <w:tblCellMar>
-            <w:top w:w="0" w:type="dxa"/>
-            <w:bottom w:w="0" w:type="dxa"/>
-          </w:tblCellMar>
-        </w:tblPrEx>
         <w:tc>
           <w:tcPr>
             <w:tcW w:w="2600" w:type="dxa"/>
@@ -2745,12 +2667,6 @@
         </w:tc>
       </w:tr>
       <w:tr>
-        <w:tblPrEx>
-          <w:tblCellMar>
-            <w:top w:w="0" w:type="dxa"/>
-            <w:bottom w:w="0" w:type="dxa"/>
-          </w:tblCellMar>
-        </w:tblPrEx>
         <w:tc>
           <w:tcPr>
             <w:tcW w:w="2600" w:type="dxa"/>
@@ -2799,12 +2715,6 @@
         </w:tc>
       </w:tr>
       <w:tr>
-        <w:tblPrEx>
-          <w:tblCellMar>
-            <w:top w:w="0" w:type="dxa"/>
-            <w:bottom w:w="0" w:type="dxa"/>
-          </w:tblCellMar>
-        </w:tblPrEx>
         <w:tc>
           <w:tcPr>
             <w:tcW w:w="2600" w:type="dxa"/>
@@ -2894,12 +2804,6 @@
         <w:gridCol w:w="2209"/>
       </w:tblGrid>
       <w:tr>
-        <w:tblPrEx>
-          <w:tblCellMar>
-            <w:top w:w="0" w:type="dxa"/>
-            <w:bottom w:w="0" w:type="dxa"/>
-          </w:tblCellMar>
-        </w:tblPrEx>
         <w:trPr>
           <w:tblHeader/>
         </w:trPr>
@@ -3005,12 +2909,6 @@
         </w:tc>
       </w:tr>
       <w:tr>
-        <w:tblPrEx>
-          <w:tblCellMar>
-            <w:top w:w="0" w:type="dxa"/>
-            <w:bottom w:w="0" w:type="dxa"/>
-          </w:tblCellMar>
-        </w:tblPrEx>
         <w:tc>
           <w:tcPr>
             <w:tcW w:w="2400" w:type="dxa"/>
@@ -3102,12 +3000,6 @@
         </w:tc>
       </w:tr>
       <w:tr>
-        <w:tblPrEx>
-          <w:tblCellMar>
-            <w:top w:w="0" w:type="dxa"/>
-            <w:bottom w:w="0" w:type="dxa"/>
-          </w:tblCellMar>
-        </w:tblPrEx>
         <w:tc>
           <w:tcPr>
             <w:tcW w:w="2400" w:type="dxa"/>
@@ -3200,12 +3092,6 @@
         </w:tc>
       </w:tr>
       <w:tr>
-        <w:tblPrEx>
-          <w:tblCellMar>
-            <w:top w:w="0" w:type="dxa"/>
-            <w:bottom w:w="0" w:type="dxa"/>
-          </w:tblCellMar>
-        </w:tblPrEx>
         <w:tc>
           <w:tcPr>
             <w:tcW w:w="2400" w:type="dxa"/>
@@ -3304,12 +3190,6 @@
         </w:tc>
       </w:tr>
       <w:tr>
-        <w:tblPrEx>
-          <w:tblCellMar>
-            <w:top w:w="0" w:type="dxa"/>
-            <w:bottom w:w="0" w:type="dxa"/>
-          </w:tblCellMar>
-        </w:tblPrEx>
         <w:tc>
           <w:tcPr>
             <w:tcW w:w="2400" w:type="dxa"/>
@@ -3402,12 +3282,6 @@
         </w:tc>
       </w:tr>
       <w:tr>
-        <w:tblPrEx>
-          <w:tblCellMar>
-            <w:top w:w="0" w:type="dxa"/>
-            <w:bottom w:w="0" w:type="dxa"/>
-          </w:tblCellMar>
-        </w:tblPrEx>
         <w:tc>
           <w:tcPr>
             <w:tcW w:w="2400" w:type="dxa"/>
@@ -3497,12 +3371,6 @@
         </w:tc>
       </w:tr>
       <w:tr>
-        <w:tblPrEx>
-          <w:tblCellMar>
-            <w:top w:w="0" w:type="dxa"/>
-            <w:bottom w:w="0" w:type="dxa"/>
-          </w:tblCellMar>
-        </w:tblPrEx>
         <w:tc>
           <w:tcPr>
             <w:tcW w:w="2400" w:type="dxa"/>
@@ -3595,12 +3463,6 @@
         </w:tc>
       </w:tr>
       <w:tr>
-        <w:tblPrEx>
-          <w:tblCellMar>
-            <w:top w:w="0" w:type="dxa"/>
-            <w:bottom w:w="0" w:type="dxa"/>
-          </w:tblCellMar>
-        </w:tblPrEx>
         <w:tc>
           <w:tcPr>
             <w:tcW w:w="2400" w:type="dxa"/>
@@ -3690,12 +3552,6 @@
         </w:tc>
       </w:tr>
       <w:tr>
-        <w:tblPrEx>
-          <w:tblCellMar>
-            <w:top w:w="0" w:type="dxa"/>
-            <w:bottom w:w="0" w:type="dxa"/>
-          </w:tblCellMar>
-        </w:tblPrEx>
         <w:tc>
           <w:tcPr>
             <w:tcW w:w="2400" w:type="dxa"/>
@@ -3788,12 +3644,6 @@
         </w:tc>
       </w:tr>
       <w:tr>
-        <w:tblPrEx>
-          <w:tblCellMar>
-            <w:top w:w="0" w:type="dxa"/>
-            <w:bottom w:w="0" w:type="dxa"/>
-          </w:tblCellMar>
-        </w:tblPrEx>
         <w:tc>
           <w:tcPr>
             <w:tcW w:w="2400" w:type="dxa"/>
@@ -3883,12 +3733,6 @@
         </w:tc>
       </w:tr>
       <w:tr>
-        <w:tblPrEx>
-          <w:tblCellMar>
-            <w:top w:w="0" w:type="dxa"/>
-            <w:bottom w:w="0" w:type="dxa"/>
-          </w:tblCellMar>
-        </w:tblPrEx>
         <w:tc>
           <w:tcPr>
             <w:tcW w:w="2400" w:type="dxa"/>
@@ -4015,12 +3859,6 @@
         </w:tc>
       </w:tr>
       <w:tr>
-        <w:tblPrEx>
-          <w:tblCellMar>
-            <w:top w:w="0" w:type="dxa"/>
-            <w:bottom w:w="0" w:type="dxa"/>
-          </w:tblCellMar>
-        </w:tblPrEx>
         <w:tc>
           <w:tcPr>
             <w:tcW w:w="2400" w:type="dxa"/>
@@ -4110,12 +3948,6 @@
         </w:tc>
       </w:tr>
       <w:tr>
-        <w:tblPrEx>
-          <w:tblCellMar>
-            <w:top w:w="0" w:type="dxa"/>
-            <w:bottom w:w="0" w:type="dxa"/>
-          </w:tblCellMar>
-        </w:tblPrEx>
         <w:tc>
           <w:tcPr>
             <w:tcW w:w="2400" w:type="dxa"/>
@@ -5373,6 +5205,18 @@
       <w:bCs/>
     </w:rPr>
   </w:style>
+  <w:style w:type="character" w:styleId="FollowedHyperlink">
+    <w:name w:val="FollowedHyperlink"/>
+    <w:basedOn w:val="DefaultParagraphFont"/>
+    <w:uiPriority w:val="99"/>
+    <w:semiHidden/>
+    <w:unhideWhenUsed/>
+    <w:rsid w:val="000821E0"/>
+    <w:rPr>
+      <w:color w:val="954F72" w:themeColor="followedHyperlink"/>
+      <w:u w:val="single"/>
+    </w:rPr>
+  </w:style>
 </w:styles>
 </file>
 
